--- a/resources/templates/docx/sample-es.docx
+++ b/resources/templates/docx/sample-es.docx
@@ -362,7 +362,7 @@
     </w:rPr>
   </w:style>
   <w:style w:type="character" w:styleId="CdigoCar">
-    <w:name w:val="Código Car"/>
+    <w:name w:val="Código Char"/>
     <w:basedOn w:val="Fuentedeprrafopredeter"/>
     <w:uiPriority w:val="1"/>
     <w:qFormat/>
